--- a/output/docx/en/BUFRCREX_CodeFlag_en_22.docx
+++ b/output/docx/en/BUFRCREX_CodeFlag_en_22.docx
@@ -1849,7 +1849,7 @@
           <w:i/>
           <w:sz w:val="14"/>
         </w:rPr>
-        <w:t>Note 76: The exact bounding height shall be assigned for the lower code figure; e.g., a height of 4 m is coded as 5.</w:t>
+        <w:t>Note CF76: The exact bounding height shall be assigned for the lower code figure; e.g., a height of 4 m is coded as 5.</w:t>
       </w:r>
     </w:p>
     <w:p>
@@ -1859,7 +1859,7 @@
           <w:i/>
           <w:sz w:val="14"/>
         </w:rPr>
-        <w:t>Note 84: These values refer to well-developed wind waves of the open sea. While priority shall be given to the descriptive terms, these height values may be used for guidance by the observer when reporting the total state of agitation of the sea resulting from various factors such as wind, swell, currents, angle between swell and wind, etc.</w:t>
+        <w:t>Note CF84: These values refer to well-developed wind waves of the open sea. While priority shall be given to the descriptive terms, these height values may be used for guidance by the observer when reporting the total state of agitation of the sea resulting from various factors such as wind, swell, currents, angle between swell and wind, etc.</w:t>
       </w:r>
     </w:p>
     <w:p/>
@@ -2028,7 +2028,7 @@
           <w:i/>
           <w:sz w:val="14"/>
         </w:rPr>
-        <w:t>Note 8: (See Common Code table C-3)</w:t>
+        <w:t>Note CF8: (See Common Code table C-3)</w:t>
       </w:r>
     </w:p>
     <w:p/>
@@ -2197,7 +2197,7 @@
           <w:i/>
           <w:sz w:val="14"/>
         </w:rPr>
-        <w:t>Note 9: (See Common Code table C-4)</w:t>
+        <w:t>Note CF9: (See Common Code table C-4)</w:t>
       </w:r>
     </w:p>
     <w:p/>
